--- a/Workspace/Testing/Test plan/UnitTest/UnitTest_CasesSpecification_TaskManagement_EWMS.docx
+++ b/Workspace/Testing/Test plan/UnitTest/UnitTest_CasesSpecification_TaskManagement_EWMS.docx
@@ -126,6 +126,7 @@
         </w:rPr>
         <w:br/>
       </w:r>
+      <w:proofErr w:type="spellStart"/>
       <w:r>
         <w:rPr>
           <w:rFonts w:ascii="Arial" w:hAnsi="Arial"/>
@@ -135,6 +136,7 @@
         </w:rPr>
         <w:t>UnitTest</w:t>
       </w:r>
+      <w:proofErr w:type="spellEnd"/>
       <w:r>
         <w:rPr>
           <w:rFonts w:ascii="Arial" w:hAnsi="Arial"/>
@@ -144,6 +146,7 @@
         </w:rPr>
         <w:t xml:space="preserve"> – </w:t>
       </w:r>
+      <w:proofErr w:type="spellStart"/>
       <w:r>
         <w:rPr>
           <w:rFonts w:ascii="Arial" w:hAnsi="Arial"/>
@@ -153,6 +156,7 @@
         </w:rPr>
         <w:t>CasesSpecification</w:t>
       </w:r>
+      <w:proofErr w:type="spellEnd"/>
       <w:r>
         <w:rPr>
           <w:rFonts w:ascii="Arial" w:hAnsi="Arial"/>
@@ -162,6 +166,7 @@
         </w:rPr>
         <w:t xml:space="preserve"> - </w:t>
       </w:r>
+      <w:proofErr w:type="spellStart"/>
       <w:r>
         <w:rPr>
           <w:rFonts w:ascii="Arial" w:hAnsi="Arial"/>
@@ -171,6 +176,7 @@
         </w:rPr>
         <w:t>TaskManagement</w:t>
       </w:r>
+      <w:proofErr w:type="spellEnd"/>
       <w:r>
         <w:rPr>
           <w:rFonts w:ascii="Arial" w:hAnsi="Arial"/>
@@ -179,7 +185,26 @@
           <w:lang w:val="en-GB"/>
         </w:rPr>
         <w:br/>
-        <w:t xml:space="preserve">Versione </w:t>
+      </w:r>
+      <w:proofErr w:type="spellStart"/>
+      <w:r>
+        <w:rPr>
+          <w:rFonts w:ascii="Arial" w:hAnsi="Arial"/>
+          <w:b/>
+          <w:sz w:val="36"/>
+          <w:lang w:val="en-GB"/>
+        </w:rPr>
+        <w:t>Versione</w:t>
+      </w:r>
+      <w:proofErr w:type="spellEnd"/>
+      <w:r>
+        <w:rPr>
+          <w:rFonts w:ascii="Arial" w:hAnsi="Arial"/>
+          <w:b/>
+          <w:sz w:val="36"/>
+          <w:lang w:val="en-GB"/>
+        </w:rPr>
+        <w:t xml:space="preserve"> </w:t>
       </w:r>
       <w:r>
         <w:rPr>
@@ -1049,13 +1074,23 @@
           <w:sz w:val="32"/>
         </w:rPr>
       </w:pPr>
+      <w:proofErr w:type="spellStart"/>
       <w:r>
         <w:rPr>
           <w:rFonts w:cs="Times New Roman"/>
           <w:b/>
           <w:sz w:val="32"/>
         </w:rPr>
-        <w:t>Revision History</w:t>
+        <w:t>Revision</w:t>
+      </w:r>
+      <w:proofErr w:type="spellEnd"/>
+      <w:r>
+        <w:rPr>
+          <w:rFonts w:cs="Times New Roman"/>
+          <w:b/>
+          <w:sz w:val="32"/>
+        </w:rPr>
+        <w:t xml:space="preserve"> History</w:t>
       </w:r>
       <w:r>
         <w:rPr>
@@ -1265,7 +1300,56 @@
               <w:rPr>
                 <w:sz w:val="20"/>
               </w:rPr>
-              <w:t>Uniti insieme le test cases specification indicate all’interno del documento UnitTest_TestCases_</w:t>
+              <w:t xml:space="preserve">Uniti insieme </w:t>
+            </w:r>
+            <w:proofErr w:type="gramStart"/>
+            <w:r>
+              <w:rPr>
+                <w:sz w:val="20"/>
+              </w:rPr>
+              <w:t>le test</w:t>
+            </w:r>
+            <w:proofErr w:type="gramEnd"/>
+            <w:r>
+              <w:rPr>
+                <w:sz w:val="20"/>
+              </w:rPr>
+              <w:t xml:space="preserve"> </w:t>
+            </w:r>
+            <w:proofErr w:type="spellStart"/>
+            <w:r>
+              <w:rPr>
+                <w:sz w:val="20"/>
+              </w:rPr>
+              <w:t>cases</w:t>
+            </w:r>
+            <w:proofErr w:type="spellEnd"/>
+            <w:r>
+              <w:rPr>
+                <w:sz w:val="20"/>
+              </w:rPr>
+              <w:t xml:space="preserve"> </w:t>
+            </w:r>
+            <w:proofErr w:type="spellStart"/>
+            <w:r>
+              <w:rPr>
+                <w:sz w:val="20"/>
+              </w:rPr>
+              <w:t>specification</w:t>
+            </w:r>
+            <w:proofErr w:type="spellEnd"/>
+            <w:r>
+              <w:rPr>
+                <w:sz w:val="20"/>
+              </w:rPr>
+              <w:t xml:space="preserve"> indicate all’interno del documento </w:t>
+            </w:r>
+            <w:proofErr w:type="spellStart"/>
+            <w:r>
+              <w:rPr>
+                <w:sz w:val="20"/>
+              </w:rPr>
+              <w:t>UnitTest_TestCases_</w:t>
             </w:r>
             <w:r>
               <w:rPr>
@@ -1273,6 +1357,7 @@
               </w:rPr>
               <w:t>TaskManagement</w:t>
             </w:r>
+            <w:proofErr w:type="spellEnd"/>
           </w:p>
         </w:tc>
         <w:tc>
@@ -1868,7 +1953,7 @@
       <w:r>
         <w:fldChar w:fldCharType="separate"/>
       </w:r>
-      <w:hyperlink w:anchor="_Toc221313041" w:history="1">
+      <w:hyperlink w:anchor="_Toc221351831" w:history="1">
         <w:r>
           <w:rPr>
             <w:rStyle w:val="Collegamentoipertestuale"/>
@@ -1895,7 +1980,7 @@
             <w:noProof/>
             <w:webHidden/>
           </w:rPr>
-          <w:instrText xml:space="preserve"> PAGEREF _Toc221313041 \h </w:instrText>
+          <w:instrText xml:space="preserve"> PAGEREF _Toc221351831 \h </w:instrText>
         </w:r>
         <w:r>
           <w:rPr>
@@ -1937,7 +2022,7 @@
           <w14:ligatures w14:val="standardContextual"/>
         </w:rPr>
       </w:pPr>
-      <w:hyperlink w:anchor="_Toc221313042" w:history="1">
+      <w:hyperlink w:anchor="_Toc221351832" w:history="1">
         <w:r>
           <w:rPr>
             <w:rStyle w:val="Collegamentoipertestuale"/>
@@ -1964,7 +2049,7 @@
             <w:noProof/>
             <w:webHidden/>
           </w:rPr>
-          <w:instrText xml:space="preserve"> PAGEREF _Toc221313042 \h </w:instrText>
+          <w:instrText xml:space="preserve"> PAGEREF _Toc221351832 \h </w:instrText>
         </w:r>
         <w:r>
           <w:rPr>
@@ -2002,10 +2087,13 @@
           <w:tab w:val="right" w:leader="dot" w:pos="9627"/>
         </w:tabs>
         <w:rPr>
+          <w:rFonts w:asciiTheme="minorHAnsi" w:eastAsiaTheme="minorEastAsia" w:hAnsiTheme="minorHAnsi"/>
           <w:noProof/>
+          <w:szCs w:val="24"/>
+          <w:lang w:eastAsia="it-IT"/>
         </w:rPr>
       </w:pPr>
-      <w:hyperlink w:anchor="_Toc221313043" w:history="1">
+      <w:hyperlink w:anchor="_Toc221351833" w:history="1">
         <w:r>
           <w:rPr>
             <w:rStyle w:val="Collegamentoipertestuale"/>
@@ -2032,7 +2120,7 @@
             <w:noProof/>
             <w:webHidden/>
           </w:rPr>
-          <w:instrText xml:space="preserve"> PAGEREF _Toc221313043 \h </w:instrText>
+          <w:instrText xml:space="preserve"> PAGEREF _Toc221351833 \h </w:instrText>
         </w:r>
         <w:r>
           <w:rPr>
@@ -2070,10 +2158,13 @@
           <w:tab w:val="right" w:leader="dot" w:pos="9627"/>
         </w:tabs>
         <w:rPr>
+          <w:rFonts w:asciiTheme="minorHAnsi" w:eastAsiaTheme="minorEastAsia" w:hAnsiTheme="minorHAnsi"/>
           <w:noProof/>
+          <w:szCs w:val="24"/>
+          <w:lang w:eastAsia="it-IT"/>
         </w:rPr>
       </w:pPr>
-      <w:hyperlink w:anchor="_Toc221313044" w:history="1">
+      <w:hyperlink w:anchor="_Toc221351834" w:history="1">
         <w:r>
           <w:rPr>
             <w:rStyle w:val="Collegamentoipertestuale"/>
@@ -2100,7 +2191,7 @@
             <w:noProof/>
             <w:webHidden/>
           </w:rPr>
-          <w:instrText xml:space="preserve"> PAGEREF _Toc221313044 \h </w:instrText>
+          <w:instrText xml:space="preserve"> PAGEREF _Toc221351834 \h </w:instrText>
         </w:r>
         <w:r>
           <w:rPr>
@@ -2142,7 +2233,7 @@
           <w14:ligatures w14:val="standardContextual"/>
         </w:rPr>
       </w:pPr>
-      <w:hyperlink w:anchor="_Toc221313045" w:history="1">
+      <w:hyperlink w:anchor="_Toc221351835" w:history="1">
         <w:r>
           <w:rPr>
             <w:rStyle w:val="Collegamentoipertestuale"/>
@@ -2169,7 +2260,7 @@
             <w:noProof/>
             <w:webHidden/>
           </w:rPr>
-          <w:instrText xml:space="preserve"> PAGEREF _Toc221313045 \h </w:instrText>
+          <w:instrText xml:space="preserve"> PAGEREF _Toc221351835 \h </w:instrText>
         </w:r>
         <w:r>
           <w:rPr>
@@ -2207,10 +2298,13 @@
           <w:tab w:val="right" w:leader="dot" w:pos="9627"/>
         </w:tabs>
         <w:rPr>
+          <w:rFonts w:asciiTheme="minorHAnsi" w:eastAsiaTheme="minorEastAsia" w:hAnsiTheme="minorHAnsi"/>
           <w:noProof/>
+          <w:szCs w:val="24"/>
+          <w:lang w:eastAsia="it-IT"/>
         </w:rPr>
       </w:pPr>
-      <w:hyperlink w:anchor="_Toc221313046" w:history="1">
+      <w:hyperlink w:anchor="_Toc221351836" w:history="1">
         <w:r>
           <w:rPr>
             <w:rStyle w:val="Collegamentoipertestuale"/>
@@ -2237,7 +2331,7 @@
             <w:noProof/>
             <w:webHidden/>
           </w:rPr>
-          <w:instrText xml:space="preserve"> PAGEREF _Toc221313046 \h </w:instrText>
+          <w:instrText xml:space="preserve"> PAGEREF _Toc221351836 \h </w:instrText>
         </w:r>
         <w:r>
           <w:rPr>
@@ -2275,10 +2369,13 @@
           <w:tab w:val="right" w:leader="dot" w:pos="9627"/>
         </w:tabs>
         <w:rPr>
+          <w:rFonts w:asciiTheme="minorHAnsi" w:eastAsiaTheme="minorEastAsia" w:hAnsiTheme="minorHAnsi"/>
           <w:noProof/>
+          <w:szCs w:val="24"/>
+          <w:lang w:eastAsia="it-IT"/>
         </w:rPr>
       </w:pPr>
-      <w:hyperlink w:anchor="_Toc221313047" w:history="1">
+      <w:hyperlink w:anchor="_Toc221351837" w:history="1">
         <w:r>
           <w:rPr>
             <w:rStyle w:val="Collegamentoipertestuale"/>
@@ -2305,7 +2402,7 @@
             <w:noProof/>
             <w:webHidden/>
           </w:rPr>
-          <w:instrText xml:space="preserve"> PAGEREF _Toc221313047 \h </w:instrText>
+          <w:instrText xml:space="preserve"> PAGEREF _Toc221351837 \h </w:instrText>
         </w:r>
         <w:r>
           <w:rPr>
@@ -2343,10 +2440,13 @@
           <w:tab w:val="right" w:leader="dot" w:pos="9627"/>
         </w:tabs>
         <w:rPr>
+          <w:rFonts w:asciiTheme="minorHAnsi" w:eastAsiaTheme="minorEastAsia" w:hAnsiTheme="minorHAnsi"/>
           <w:noProof/>
+          <w:szCs w:val="24"/>
+          <w:lang w:eastAsia="it-IT"/>
         </w:rPr>
       </w:pPr>
-      <w:hyperlink w:anchor="_Toc221313048" w:history="1">
+      <w:hyperlink w:anchor="_Toc221351838" w:history="1">
         <w:r>
           <w:rPr>
             <w:rStyle w:val="Collegamentoipertestuale"/>
@@ -2373,7 +2473,7 @@
             <w:noProof/>
             <w:webHidden/>
           </w:rPr>
-          <w:instrText xml:space="preserve"> PAGEREF _Toc221313048 \h </w:instrText>
+          <w:instrText xml:space="preserve"> PAGEREF _Toc221351838 \h </w:instrText>
         </w:r>
         <w:r>
           <w:rPr>
@@ -2411,10 +2511,13 @@
           <w:tab w:val="right" w:leader="dot" w:pos="9627"/>
         </w:tabs>
         <w:rPr>
+          <w:rFonts w:asciiTheme="minorHAnsi" w:eastAsiaTheme="minorEastAsia" w:hAnsiTheme="minorHAnsi"/>
           <w:noProof/>
+          <w:szCs w:val="24"/>
+          <w:lang w:eastAsia="it-IT"/>
         </w:rPr>
       </w:pPr>
-      <w:hyperlink w:anchor="_Toc221313049" w:history="1">
+      <w:hyperlink w:anchor="_Toc221351839" w:history="1">
         <w:r>
           <w:rPr>
             <w:rStyle w:val="Collegamentoipertestuale"/>
@@ -2441,7 +2544,7 @@
             <w:noProof/>
             <w:webHidden/>
           </w:rPr>
-          <w:instrText xml:space="preserve"> PAGEREF _Toc221313049 \h </w:instrText>
+          <w:instrText xml:space="preserve"> PAGEREF _Toc221351839 \h </w:instrText>
         </w:r>
         <w:r>
           <w:rPr>
@@ -2483,7 +2586,7 @@
           <w14:ligatures w14:val="standardContextual"/>
         </w:rPr>
       </w:pPr>
-      <w:hyperlink w:anchor="_Toc221313050" w:history="1">
+      <w:hyperlink w:anchor="_Toc221351840" w:history="1">
         <w:r>
           <w:rPr>
             <w:rStyle w:val="Collegamentoipertestuale"/>
@@ -2510,7 +2613,7 @@
             <w:noProof/>
             <w:webHidden/>
           </w:rPr>
-          <w:instrText xml:space="preserve"> PAGEREF _Toc221313050 \h </w:instrText>
+          <w:instrText xml:space="preserve"> PAGEREF _Toc221351840 \h </w:instrText>
         </w:r>
         <w:r>
           <w:rPr>
@@ -2548,10 +2651,13 @@
           <w:tab w:val="right" w:leader="dot" w:pos="9627"/>
         </w:tabs>
         <w:rPr>
+          <w:rFonts w:asciiTheme="minorHAnsi" w:eastAsiaTheme="minorEastAsia" w:hAnsiTheme="minorHAnsi"/>
           <w:noProof/>
+          <w:szCs w:val="24"/>
+          <w:lang w:eastAsia="it-IT"/>
         </w:rPr>
       </w:pPr>
-      <w:hyperlink w:anchor="_Toc221313051" w:history="1">
+      <w:hyperlink w:anchor="_Toc221351841" w:history="1">
         <w:r>
           <w:rPr>
             <w:rStyle w:val="Collegamentoipertestuale"/>
@@ -2578,7 +2684,7 @@
             <w:noProof/>
             <w:webHidden/>
           </w:rPr>
-          <w:instrText xml:space="preserve"> PAGEREF _Toc221313051 \h </w:instrText>
+          <w:instrText xml:space="preserve"> PAGEREF _Toc221351841 \h </w:instrText>
         </w:r>
         <w:r>
           <w:rPr>
@@ -2616,10 +2722,13 @@
           <w:tab w:val="right" w:leader="dot" w:pos="9627"/>
         </w:tabs>
         <w:rPr>
+          <w:rFonts w:asciiTheme="minorHAnsi" w:eastAsiaTheme="minorEastAsia" w:hAnsiTheme="minorHAnsi"/>
           <w:noProof/>
+          <w:szCs w:val="24"/>
+          <w:lang w:eastAsia="it-IT"/>
         </w:rPr>
       </w:pPr>
-      <w:hyperlink w:anchor="_Toc221313052" w:history="1">
+      <w:hyperlink w:anchor="_Toc221351842" w:history="1">
         <w:r>
           <w:rPr>
             <w:rStyle w:val="Collegamentoipertestuale"/>
@@ -2646,7 +2755,7 @@
             <w:noProof/>
             <w:webHidden/>
           </w:rPr>
-          <w:instrText xml:space="preserve"> PAGEREF _Toc221313052 \h </w:instrText>
+          <w:instrText xml:space="preserve"> PAGEREF _Toc221351842 \h </w:instrText>
         </w:r>
         <w:r>
           <w:rPr>
@@ -2684,10 +2793,13 @@
           <w:tab w:val="right" w:leader="dot" w:pos="9627"/>
         </w:tabs>
         <w:rPr>
+          <w:rFonts w:asciiTheme="minorHAnsi" w:eastAsiaTheme="minorEastAsia" w:hAnsiTheme="minorHAnsi"/>
           <w:noProof/>
+          <w:szCs w:val="24"/>
+          <w:lang w:eastAsia="it-IT"/>
         </w:rPr>
       </w:pPr>
-      <w:hyperlink w:anchor="_Toc221313053" w:history="1">
+      <w:hyperlink w:anchor="_Toc221351843" w:history="1">
         <w:r>
           <w:rPr>
             <w:rStyle w:val="Collegamentoipertestuale"/>
@@ -2714,7 +2826,7 @@
             <w:noProof/>
             <w:webHidden/>
           </w:rPr>
-          <w:instrText xml:space="preserve"> PAGEREF _Toc221313053 \h </w:instrText>
+          <w:instrText xml:space="preserve"> PAGEREF _Toc221351843 \h </w:instrText>
         </w:r>
         <w:r>
           <w:rPr>
@@ -2785,7 +2897,7 @@
       <w:pPr>
         <w:pStyle w:val="Titolo1"/>
       </w:pPr>
-      <w:bookmarkStart w:id="0" w:name="_Toc221313041"/>
+      <w:bookmarkStart w:id="0" w:name="_Toc221351831"/>
       <w:r>
         <w:lastRenderedPageBreak/>
         <w:t>Introduzione</w:t>
@@ -2795,8 +2907,33 @@
     <w:p/>
     <w:p>
       <w:r>
-        <w:t>In questo documento verranno inserti le test cases specification del sottosistema “</w:t>
+        <w:t xml:space="preserve">In questo documento verranno inserti </w:t>
       </w:r>
+      <w:proofErr w:type="gramStart"/>
+      <w:r>
+        <w:t>le test</w:t>
+      </w:r>
+      <w:proofErr w:type="gramEnd"/>
+      <w:r>
+        <w:t xml:space="preserve"> </w:t>
+      </w:r>
+      <w:proofErr w:type="spellStart"/>
+      <w:r>
+        <w:t>cases</w:t>
+      </w:r>
+      <w:proofErr w:type="spellEnd"/>
+      <w:r>
+        <w:t xml:space="preserve"> </w:t>
+      </w:r>
+      <w:proofErr w:type="spellStart"/>
+      <w:r>
+        <w:t>specification</w:t>
+      </w:r>
+      <w:proofErr w:type="spellEnd"/>
+      <w:r>
+        <w:t xml:space="preserve"> del sottosistema “</w:t>
+      </w:r>
+      <w:proofErr w:type="spellStart"/>
       <w:r>
         <w:rPr>
           <w:b/>
@@ -2804,6 +2941,7 @@
         </w:rPr>
         <w:t>TaskManagement</w:t>
       </w:r>
+      <w:proofErr w:type="spellEnd"/>
       <w:r>
         <w:rPr>
           <w:b/>
@@ -2814,6 +2952,7 @@
       <w:r>
         <w:t xml:space="preserve">, indicate nel documento </w:t>
       </w:r>
+      <w:proofErr w:type="spellStart"/>
       <w:r>
         <w:rPr>
           <w:b/>
@@ -2838,6 +2977,7 @@
         </w:rPr>
         <w:t>_TaskManagement_EWMS</w:t>
       </w:r>
+      <w:proofErr w:type="spellEnd"/>
       <w:r>
         <w:t>.</w:t>
       </w:r>
@@ -2847,16 +2987,37 @@
       <w:pPr>
         <w:pStyle w:val="Titolo2"/>
       </w:pPr>
-      <w:bookmarkStart w:id="1" w:name="_Toc221313042"/>
+      <w:bookmarkStart w:id="1" w:name="_Toc221351832"/>
       <w:r>
-        <w:t>Classe: TaskCommonService</w:t>
+        <w:t xml:space="preserve">Classe: </w:t>
+      </w:r>
+      <w:proofErr w:type="spellStart"/>
+      <w:r>
+        <w:t>TaskCommonService</w:t>
       </w:r>
       <w:bookmarkEnd w:id="1"/>
+      <w:proofErr w:type="spellEnd"/>
     </w:p>
     <w:p/>
     <w:p>
       <w:r>
-        <w:t>In questa sezione analizziamo i test cases per il TaskCommonService definiti nel test plan.</w:t>
+        <w:t xml:space="preserve">In questa sezione analizziamo i test </w:t>
+      </w:r>
+      <w:proofErr w:type="spellStart"/>
+      <w:r>
+        <w:t>cases</w:t>
+      </w:r>
+      <w:proofErr w:type="spellEnd"/>
+      <w:r>
+        <w:t xml:space="preserve"> per il </w:t>
+      </w:r>
+      <w:proofErr w:type="spellStart"/>
+      <w:r>
+        <w:t>TaskCommonService</w:t>
+      </w:r>
+      <w:proofErr w:type="spellEnd"/>
+      <w:r>
+        <w:t xml:space="preserve"> definiti nel test plan.</w:t>
       </w:r>
     </w:p>
     <w:p>
@@ -2873,7 +3034,23 @@
         <w:t>*</w:t>
       </w:r>
       <w:r>
-        <w:t>(IllegalArgumentException) | **(IllegalStateException)</w:t>
+        <w:t>(</w:t>
+      </w:r>
+      <w:proofErr w:type="spellStart"/>
+      <w:r>
+        <w:t>IllegalArgumentException</w:t>
+      </w:r>
+      <w:proofErr w:type="spellEnd"/>
+      <w:r>
+        <w:t>) | **(</w:t>
+      </w:r>
+      <w:proofErr w:type="spellStart"/>
+      <w:r>
+        <w:t>IllegalStateException</w:t>
+      </w:r>
+      <w:proofErr w:type="spellEnd"/>
+      <w:r>
+        <w:t>)</w:t>
       </w:r>
     </w:p>
     <w:p>
@@ -2891,8 +3068,21 @@
         <w:spacing w:line="278" w:lineRule="auto"/>
       </w:pPr>
       <w:r>
-        <w:t>Creare mock per taskDAO</w:t>
+        <w:t xml:space="preserve">Creare </w:t>
       </w:r>
+      <w:proofErr w:type="spellStart"/>
+      <w:r>
+        <w:t>mock</w:t>
+      </w:r>
+      <w:proofErr w:type="spellEnd"/>
+      <w:r>
+        <w:t xml:space="preserve"> per </w:t>
+      </w:r>
+      <w:proofErr w:type="spellStart"/>
+      <w:r>
+        <w:t>taskDAO</w:t>
+      </w:r>
+      <w:proofErr w:type="spellEnd"/>
       <w:r>
         <w:t>, per simulare la risposta da parte del DAO alle invocazioni della classe sotto test.</w:t>
       </w:r>
@@ -2907,11 +3097,21 @@
         <w:spacing w:line="278" w:lineRule="auto"/>
       </w:pPr>
       <w:r>
-        <w:t xml:space="preserve">Creare mock per </w:t>
+        <w:t xml:space="preserve">Creare </w:t>
       </w:r>
+      <w:proofErr w:type="spellStart"/>
+      <w:r>
+        <w:t>mock</w:t>
+      </w:r>
+      <w:proofErr w:type="spellEnd"/>
+      <w:r>
+        <w:t xml:space="preserve"> per </w:t>
+      </w:r>
+      <w:proofErr w:type="spellStart"/>
       <w:r>
         <w:t>persistenceService</w:t>
       </w:r>
+      <w:proofErr w:type="spellEnd"/>
       <w:r>
         <w:t xml:space="preserve">: viene utilizzata </w:t>
       </w:r>
@@ -2919,7 +3119,23 @@
         <w:t xml:space="preserve">per ottenere la corretta </w:t>
       </w:r>
       <w:r>
-        <w:t>istanziazione del mock di taskDAO.</w:t>
+        <w:t xml:space="preserve">istanziazione del </w:t>
+      </w:r>
+      <w:proofErr w:type="spellStart"/>
+      <w:r>
+        <w:t>mock</w:t>
+      </w:r>
+      <w:proofErr w:type="spellEnd"/>
+      <w:r>
+        <w:t xml:space="preserve"> di </w:t>
+      </w:r>
+      <w:proofErr w:type="spellStart"/>
+      <w:r>
+        <w:t>taskDAO</w:t>
+      </w:r>
+      <w:proofErr w:type="spellEnd"/>
+      <w:r>
+        <w:t>.</w:t>
       </w:r>
     </w:p>
     <w:p>
@@ -2931,11 +3147,13 @@
       <w:pPr>
         <w:pStyle w:val="Titolo3"/>
       </w:pPr>
-      <w:bookmarkStart w:id="2" w:name="_Toc221313043"/>
+      <w:bookmarkStart w:id="2" w:name="_Toc221351833"/>
+      <w:proofErr w:type="spellStart"/>
       <w:r>
         <w:t>getTask</w:t>
       </w:r>
       <w:bookmarkEnd w:id="2"/>
+      <w:proofErr w:type="spellEnd"/>
       <w:r>
         <w:br/>
       </w:r>
@@ -3066,7 +3284,15 @@
         <w:spacing w:line="278" w:lineRule="auto"/>
       </w:pPr>
       <w:r>
-        <w:t>Vengono inseriti nel test unit i seguenti parametri, separati per test frame e risultato atteso</w:t>
+        <w:t xml:space="preserve">Vengono inseriti nel test </w:t>
+      </w:r>
+      <w:proofErr w:type="spellStart"/>
+      <w:r>
+        <w:t>unit</w:t>
+      </w:r>
+      <w:proofErr w:type="spellEnd"/>
+      <w:r>
+        <w:t xml:space="preserve"> i seguenti parametri, separati per test frame e risultato atteso</w:t>
       </w:r>
     </w:p>
     <w:p>
@@ -3162,7 +3388,27 @@
                 <w:sz w:val="20"/>
                 <w:szCs w:val="20"/>
               </w:rPr>
-              <w:t>Input (taskId)</w:t>
+              <w:t>Input (</w:t>
+            </w:r>
+            <w:proofErr w:type="spellStart"/>
+            <w:r>
+              <w:rPr>
+                <w:b/>
+                <w:bCs/>
+                <w:sz w:val="20"/>
+                <w:szCs w:val="20"/>
+              </w:rPr>
+              <w:t>taskId</w:t>
+            </w:r>
+            <w:proofErr w:type="spellEnd"/>
+            <w:r>
+              <w:rPr>
+                <w:b/>
+                <w:bCs/>
+                <w:sz w:val="20"/>
+                <w:szCs w:val="20"/>
+              </w:rPr>
+              <w:t>)</w:t>
             </w:r>
           </w:p>
         </w:tc>
@@ -3434,7 +3680,27 @@
                 <w:sz w:val="20"/>
                 <w:szCs w:val="20"/>
               </w:rPr>
-              <w:t>Input (taskId)</w:t>
+              <w:t>Input (</w:t>
+            </w:r>
+            <w:proofErr w:type="spellStart"/>
+            <w:r>
+              <w:rPr>
+                <w:b/>
+                <w:bCs/>
+                <w:sz w:val="20"/>
+                <w:szCs w:val="20"/>
+              </w:rPr>
+              <w:t>taskId</w:t>
+            </w:r>
+            <w:proofErr w:type="spellEnd"/>
+            <w:r>
+              <w:rPr>
+                <w:b/>
+                <w:bCs/>
+                <w:sz w:val="20"/>
+                <w:szCs w:val="20"/>
+              </w:rPr>
+              <w:t>)</w:t>
             </w:r>
           </w:p>
         </w:tc>
@@ -3611,8 +3877,17 @@
                 <w:sz w:val="20"/>
                 <w:szCs w:val="20"/>
               </w:rPr>
-              <w:t>Ritorna null</w:t>
-            </w:r>
+              <w:t xml:space="preserve">Ritorna </w:t>
+            </w:r>
+            <w:proofErr w:type="spellStart"/>
+            <w:r>
+              <w:rPr>
+                <w:sz w:val="20"/>
+                <w:szCs w:val="20"/>
+              </w:rPr>
+              <w:t>null</w:t>
+            </w:r>
+            <w:proofErr w:type="spellEnd"/>
           </w:p>
           <w:p>
             <w:pPr>
@@ -3715,7 +3990,27 @@
                 <w:sz w:val="20"/>
                 <w:szCs w:val="20"/>
               </w:rPr>
-              <w:t>Input (taskId)</w:t>
+              <w:t>Input (</w:t>
+            </w:r>
+            <w:proofErr w:type="spellStart"/>
+            <w:r>
+              <w:rPr>
+                <w:b/>
+                <w:bCs/>
+                <w:sz w:val="20"/>
+                <w:szCs w:val="20"/>
+              </w:rPr>
+              <w:t>taskId</w:t>
+            </w:r>
+            <w:proofErr w:type="spellEnd"/>
+            <w:r>
+              <w:rPr>
+                <w:b/>
+                <w:bCs/>
+                <w:sz w:val="20"/>
+                <w:szCs w:val="20"/>
+              </w:rPr>
+              <w:t>)</w:t>
             </w:r>
           </w:p>
         </w:tc>
@@ -3908,11 +4203,13 @@
       <w:pPr>
         <w:pStyle w:val="Titolo3"/>
       </w:pPr>
-      <w:bookmarkStart w:id="3" w:name="_Toc221313044"/>
+      <w:bookmarkStart w:id="3" w:name="_Toc221351834"/>
+      <w:proofErr w:type="spellStart"/>
       <w:r>
         <w:t>holdTask</w:t>
       </w:r>
       <w:bookmarkEnd w:id="3"/>
+      <w:proofErr w:type="spellEnd"/>
       <w:r>
         <w:br/>
       </w:r>
@@ -4043,7 +4340,15 @@
         <w:spacing w:line="278" w:lineRule="auto"/>
       </w:pPr>
       <w:r>
-        <w:t>Vengono inseriti nel test unit i seguenti parametri, separati per test frame e risultato atteso</w:t>
+        <w:t xml:space="preserve">Vengono inseriti nel test </w:t>
+      </w:r>
+      <w:proofErr w:type="spellStart"/>
+      <w:r>
+        <w:t>unit</w:t>
+      </w:r>
+      <w:proofErr w:type="spellEnd"/>
+      <w:r>
+        <w:t xml:space="preserve"> i seguenti parametri, separati per test frame e risultato atteso</w:t>
       </w:r>
     </w:p>
     <w:p>
@@ -4140,7 +4445,27 @@
                 <w:sz w:val="20"/>
                 <w:szCs w:val="20"/>
               </w:rPr>
-              <w:t>Input (taskId)</w:t>
+              <w:t>Input (</w:t>
+            </w:r>
+            <w:proofErr w:type="spellStart"/>
+            <w:r>
+              <w:rPr>
+                <w:b/>
+                <w:bCs/>
+                <w:sz w:val="20"/>
+                <w:szCs w:val="20"/>
+              </w:rPr>
+              <w:t>taskId</w:t>
+            </w:r>
+            <w:proofErr w:type="spellEnd"/>
+            <w:r>
+              <w:rPr>
+                <w:b/>
+                <w:bCs/>
+                <w:sz w:val="20"/>
+                <w:szCs w:val="20"/>
+              </w:rPr>
+              <w:t>)</w:t>
             </w:r>
           </w:p>
         </w:tc>
@@ -4377,8 +4702,17 @@
                 <w:sz w:val="20"/>
                 <w:szCs w:val="20"/>
               </w:rPr>
-              <w:t>Ritorna true</w:t>
-            </w:r>
+              <w:t xml:space="preserve">Ritorna </w:t>
+            </w:r>
+            <w:proofErr w:type="spellStart"/>
+            <w:r>
+              <w:rPr>
+                <w:sz w:val="20"/>
+                <w:szCs w:val="20"/>
+              </w:rPr>
+              <w:t>true</w:t>
+            </w:r>
+            <w:proofErr w:type="spellEnd"/>
           </w:p>
           <w:p>
             <w:pPr>
@@ -4498,7 +4832,27 @@
                 <w:sz w:val="20"/>
                 <w:szCs w:val="20"/>
               </w:rPr>
-              <w:t>Input (taskId)</w:t>
+              <w:t>Input (</w:t>
+            </w:r>
+            <w:proofErr w:type="spellStart"/>
+            <w:r>
+              <w:rPr>
+                <w:b/>
+                <w:bCs/>
+                <w:sz w:val="20"/>
+                <w:szCs w:val="20"/>
+              </w:rPr>
+              <w:t>taskId</w:t>
+            </w:r>
+            <w:proofErr w:type="spellEnd"/>
+            <w:r>
+              <w:rPr>
+                <w:b/>
+                <w:bCs/>
+                <w:sz w:val="20"/>
+                <w:szCs w:val="20"/>
+              </w:rPr>
+              <w:t>)</w:t>
             </w:r>
           </w:p>
         </w:tc>
@@ -4751,8 +5105,17 @@
                 <w:sz w:val="20"/>
                 <w:szCs w:val="20"/>
               </w:rPr>
-              <w:t>Ritorna true</w:t>
-            </w:r>
+              <w:t xml:space="preserve">Ritorna </w:t>
+            </w:r>
+            <w:proofErr w:type="spellStart"/>
+            <w:r>
+              <w:rPr>
+                <w:sz w:val="20"/>
+                <w:szCs w:val="20"/>
+              </w:rPr>
+              <w:t>true</w:t>
+            </w:r>
+            <w:proofErr w:type="spellEnd"/>
           </w:p>
           <w:p>
             <w:pPr>
@@ -4874,7 +5237,27 @@
                 <w:sz w:val="20"/>
                 <w:szCs w:val="20"/>
               </w:rPr>
-              <w:t>Input (taskId)</w:t>
+              <w:t>Input (</w:t>
+            </w:r>
+            <w:proofErr w:type="spellStart"/>
+            <w:r>
+              <w:rPr>
+                <w:b/>
+                <w:bCs/>
+                <w:sz w:val="20"/>
+                <w:szCs w:val="20"/>
+              </w:rPr>
+              <w:t>taskId</w:t>
+            </w:r>
+            <w:proofErr w:type="spellEnd"/>
+            <w:r>
+              <w:rPr>
+                <w:b/>
+                <w:bCs/>
+                <w:sz w:val="20"/>
+                <w:szCs w:val="20"/>
+              </w:rPr>
+              <w:t>)</w:t>
             </w:r>
           </w:p>
         </w:tc>
@@ -5257,7 +5640,27 @@
                 <w:sz w:val="20"/>
                 <w:szCs w:val="20"/>
               </w:rPr>
-              <w:t>Input (taskId)</w:t>
+              <w:t>Input (</w:t>
+            </w:r>
+            <w:proofErr w:type="spellStart"/>
+            <w:r>
+              <w:rPr>
+                <w:b/>
+                <w:bCs/>
+                <w:sz w:val="20"/>
+                <w:szCs w:val="20"/>
+              </w:rPr>
+              <w:t>taskId</w:t>
+            </w:r>
+            <w:proofErr w:type="spellEnd"/>
+            <w:r>
+              <w:rPr>
+                <w:b/>
+                <w:bCs/>
+                <w:sz w:val="20"/>
+                <w:szCs w:val="20"/>
+              </w:rPr>
+              <w:t>)</w:t>
             </w:r>
           </w:p>
         </w:tc>
@@ -5550,14 +5953,25 @@
                 <w:szCs w:val="20"/>
               </w:rPr>
             </w:pPr>
-            <w:r>
-              <w:rPr>
-                <w:b/>
-                <w:bCs/>
-                <w:sz w:val="20"/>
-                <w:szCs w:val="20"/>
-              </w:rPr>
-              <w:t>pre-condizione)</w:t>
+            <w:proofErr w:type="gramStart"/>
+            <w:r>
+              <w:rPr>
+                <w:b/>
+                <w:bCs/>
+                <w:sz w:val="20"/>
+                <w:szCs w:val="20"/>
+              </w:rPr>
+              <w:t>pre-condizione</w:t>
+            </w:r>
+            <w:proofErr w:type="gramEnd"/>
+            <w:r>
+              <w:rPr>
+                <w:b/>
+                <w:bCs/>
+                <w:sz w:val="20"/>
+                <w:szCs w:val="20"/>
+              </w:rPr>
+              <w:t>)</w:t>
             </w:r>
           </w:p>
         </w:tc>
@@ -5653,7 +6067,27 @@
                 <w:sz w:val="20"/>
                 <w:szCs w:val="20"/>
               </w:rPr>
-              <w:t>Input (taskId)</w:t>
+              <w:t>Input (</w:t>
+            </w:r>
+            <w:proofErr w:type="spellStart"/>
+            <w:r>
+              <w:rPr>
+                <w:b/>
+                <w:bCs/>
+                <w:sz w:val="20"/>
+                <w:szCs w:val="20"/>
+              </w:rPr>
+              <w:t>taskId</w:t>
+            </w:r>
+            <w:proofErr w:type="spellEnd"/>
+            <w:r>
+              <w:rPr>
+                <w:b/>
+                <w:bCs/>
+                <w:sz w:val="20"/>
+                <w:szCs w:val="20"/>
+              </w:rPr>
+              <w:t>)</w:t>
             </w:r>
           </w:p>
         </w:tc>
@@ -5894,16 +6328,37 @@
       <w:pPr>
         <w:pStyle w:val="Titolo2"/>
       </w:pPr>
-      <w:bookmarkStart w:id="4" w:name="_Toc221313045"/>
+      <w:bookmarkStart w:id="4" w:name="_Toc221351835"/>
       <w:r>
-        <w:t>Classe: TaskSupervisoreService</w:t>
+        <w:t xml:space="preserve">Classe: </w:t>
+      </w:r>
+      <w:proofErr w:type="spellStart"/>
+      <w:r>
+        <w:t>TaskSupervisoreService</w:t>
       </w:r>
       <w:bookmarkEnd w:id="4"/>
+      <w:proofErr w:type="spellEnd"/>
     </w:p>
     <w:p/>
     <w:p>
       <w:r>
-        <w:t>Come prima, analizzeremo i test cases relativi al TaskSuperioreService, ovvero la parte che si occupa di gestire i task da un ruolo di supervisore.</w:t>
+        <w:t xml:space="preserve">Come prima, analizzeremo i test </w:t>
+      </w:r>
+      <w:proofErr w:type="spellStart"/>
+      <w:r>
+        <w:t>cases</w:t>
+      </w:r>
+      <w:proofErr w:type="spellEnd"/>
+      <w:r>
+        <w:t xml:space="preserve"> relativi al </w:t>
+      </w:r>
+      <w:proofErr w:type="spellStart"/>
+      <w:r>
+        <w:t>TaskSuperioreService</w:t>
+      </w:r>
+      <w:proofErr w:type="spellEnd"/>
+      <w:r>
+        <w:t>, ovvero la parte che si occupa di gestire i task da un ruolo di supervisore.</w:t>
       </w:r>
     </w:p>
     <w:p>
@@ -5916,20 +6371,70 @@
         <w:rPr>
           <w:lang w:val="en-GB"/>
         </w:rPr>
-        <w:t>*(IlleaglArgument Exception) | **(RuntimeException)</w:t>
+        <w:t>*(</w:t>
       </w:r>
-    </w:p>
-    <w:p>
-      <w:pPr>
-        <w:rPr>
-          <w:lang w:val="en-GB"/>
-        </w:rPr>
-      </w:pPr>
+      <w:proofErr w:type="spellStart"/>
       <w:r>
         <w:rPr>
           <w:lang w:val="en-GB"/>
         </w:rPr>
-        <w:t xml:space="preserve">Precondizione classe di test: </w:t>
+        <w:t>IlleaglArgument</w:t>
+      </w:r>
+      <w:proofErr w:type="spellEnd"/>
+      <w:r>
+        <w:rPr>
+          <w:lang w:val="en-GB"/>
+        </w:rPr>
+        <w:t xml:space="preserve"> Exception) | **(</w:t>
+      </w:r>
+      <w:proofErr w:type="spellStart"/>
+      <w:r>
+        <w:rPr>
+          <w:lang w:val="en-GB"/>
+        </w:rPr>
+        <w:t>RuntimeException</w:t>
+      </w:r>
+      <w:proofErr w:type="spellEnd"/>
+      <w:r>
+        <w:rPr>
+          <w:lang w:val="en-GB"/>
+        </w:rPr>
+        <w:t>)</w:t>
+      </w:r>
+    </w:p>
+    <w:p>
+      <w:pPr>
+        <w:rPr>
+          <w:lang w:val="en-GB"/>
+        </w:rPr>
+      </w:pPr>
+      <w:proofErr w:type="spellStart"/>
+      <w:r>
+        <w:rPr>
+          <w:lang w:val="en-GB"/>
+        </w:rPr>
+        <w:t>Precondizione</w:t>
+      </w:r>
+      <w:proofErr w:type="spellEnd"/>
+      <w:r>
+        <w:rPr>
+          <w:lang w:val="en-GB"/>
+        </w:rPr>
+        <w:t xml:space="preserve"> </w:t>
+      </w:r>
+      <w:proofErr w:type="spellStart"/>
+      <w:r>
+        <w:rPr>
+          <w:lang w:val="en-GB"/>
+        </w:rPr>
+        <w:t>classe</w:t>
+      </w:r>
+      <w:proofErr w:type="spellEnd"/>
+      <w:r>
+        <w:rPr>
+          <w:lang w:val="en-GB"/>
+        </w:rPr>
+        <w:t xml:space="preserve"> di test: </w:t>
       </w:r>
     </w:p>
     <w:p>
@@ -5941,7 +6446,23 @@
         <w:spacing w:line="278" w:lineRule="auto"/>
       </w:pPr>
       <w:r>
-        <w:t>Creare mock per taskDAO, per simulare la risposta da parte del DAO alle invocazioni della classe sotto test.</w:t>
+        <w:t xml:space="preserve">Creare </w:t>
+      </w:r>
+      <w:proofErr w:type="spellStart"/>
+      <w:r>
+        <w:t>mock</w:t>
+      </w:r>
+      <w:proofErr w:type="spellEnd"/>
+      <w:r>
+        <w:t xml:space="preserve"> per </w:t>
+      </w:r>
+      <w:proofErr w:type="spellStart"/>
+      <w:r>
+        <w:t>taskDAO</w:t>
+      </w:r>
+      <w:proofErr w:type="spellEnd"/>
+      <w:r>
+        <w:t>, per simulare la risposta da parte del DAO alle invocazioni della classe sotto test.</w:t>
       </w:r>
     </w:p>
     <w:p>
@@ -5953,7 +6474,39 @@
         <w:spacing w:line="278" w:lineRule="auto"/>
       </w:pPr>
       <w:r>
-        <w:t>Creare mock per persistenceService: viene utilizzata per ottenere la corretta istanziazione del mock di taskDAO.</w:t>
+        <w:t xml:space="preserve">Creare </w:t>
+      </w:r>
+      <w:proofErr w:type="spellStart"/>
+      <w:r>
+        <w:t>mock</w:t>
+      </w:r>
+      <w:proofErr w:type="spellEnd"/>
+      <w:r>
+        <w:t xml:space="preserve"> per </w:t>
+      </w:r>
+      <w:proofErr w:type="spellStart"/>
+      <w:r>
+        <w:t>persistenceService</w:t>
+      </w:r>
+      <w:proofErr w:type="spellEnd"/>
+      <w:r>
+        <w:t xml:space="preserve">: viene utilizzata per ottenere la corretta istanziazione del </w:t>
+      </w:r>
+      <w:proofErr w:type="spellStart"/>
+      <w:r>
+        <w:t>mock</w:t>
+      </w:r>
+      <w:proofErr w:type="spellEnd"/>
+      <w:r>
+        <w:t xml:space="preserve"> di </w:t>
+      </w:r>
+      <w:proofErr w:type="spellStart"/>
+      <w:r>
+        <w:t>taskDAO</w:t>
+      </w:r>
+      <w:proofErr w:type="spellEnd"/>
+      <w:r>
+        <w:t>.</w:t>
       </w:r>
     </w:p>
     <w:p/>
@@ -5967,12 +6520,14 @@
       <w:pPr>
         <w:pStyle w:val="Titolo3"/>
       </w:pPr>
-      <w:bookmarkStart w:id="5" w:name="_Toc221313046"/>
+      <w:bookmarkStart w:id="5" w:name="_Toc221351836"/>
+      <w:proofErr w:type="spellStart"/>
       <w:r>
         <w:lastRenderedPageBreak/>
         <w:t>getAllTaskSup</w:t>
       </w:r>
       <w:bookmarkEnd w:id="5"/>
+      <w:proofErr w:type="spellEnd"/>
       <w:r>
         <w:br/>
       </w:r>
@@ -6060,7 +6615,15 @@
           </w:tcPr>
           <w:p>
             <w:r>
-              <w:t>Deve essere istanziato un oggetto Supervisore e unn oggetto Task</w:t>
+              <w:t xml:space="preserve">Deve essere istanziato un oggetto Supervisore e </w:t>
+            </w:r>
+            <w:proofErr w:type="spellStart"/>
+            <w:r>
+              <w:t>unn</w:t>
+            </w:r>
+            <w:proofErr w:type="spellEnd"/>
+            <w:r>
+              <w:t xml:space="preserve"> oggetto Task</w:t>
             </w:r>
           </w:p>
         </w:tc>
@@ -6103,7 +6666,15 @@
         <w:spacing w:line="278" w:lineRule="auto"/>
       </w:pPr>
       <w:r>
-        <w:t>Vengono inseriti nel test unit i seguenti parametri, separati per test frame e risultato atteso</w:t>
+        <w:t xml:space="preserve">Vengono inseriti nel test </w:t>
+      </w:r>
+      <w:proofErr w:type="spellStart"/>
+      <w:r>
+        <w:t>unit</w:t>
+      </w:r>
+      <w:proofErr w:type="spellEnd"/>
+      <w:r>
+        <w:t xml:space="preserve"> i seguenti parametri, separati per test frame e risultato atteso</w:t>
       </w:r>
     </w:p>
     <w:tbl>
@@ -6392,7 +6963,23 @@
                 <w:sz w:val="20"/>
                 <w:szCs w:val="20"/>
               </w:rPr>
-              <w:t xml:space="preserve">SUPERVISORE/ matr. &gt; 0  </w:t>
+              <w:t xml:space="preserve">SUPERVISORE/ </w:t>
+            </w:r>
+            <w:proofErr w:type="spellStart"/>
+            <w:r>
+              <w:rPr>
+                <w:sz w:val="20"/>
+                <w:szCs w:val="20"/>
+              </w:rPr>
+              <w:t>matr</w:t>
+            </w:r>
+            <w:proofErr w:type="spellEnd"/>
+            <w:r>
+              <w:rPr>
+                <w:sz w:val="20"/>
+                <w:szCs w:val="20"/>
+              </w:rPr>
+              <w:t xml:space="preserve">. &gt; 0  </w:t>
             </w:r>
           </w:p>
         </w:tc>
@@ -6767,7 +7354,23 @@
                 <w:sz w:val="20"/>
                 <w:szCs w:val="20"/>
               </w:rPr>
-              <w:t xml:space="preserve">SUPERVISORE/ matr. &gt; 0  </w:t>
+              <w:t xml:space="preserve">SUPERVISORE/ </w:t>
+            </w:r>
+            <w:proofErr w:type="spellStart"/>
+            <w:r>
+              <w:rPr>
+                <w:sz w:val="20"/>
+                <w:szCs w:val="20"/>
+              </w:rPr>
+              <w:t>matr</w:t>
+            </w:r>
+            <w:proofErr w:type="spellEnd"/>
+            <w:r>
+              <w:rPr>
+                <w:sz w:val="20"/>
+                <w:szCs w:val="20"/>
+              </w:rPr>
+              <w:t xml:space="preserve">. &gt; 0  </w:t>
             </w:r>
           </w:p>
         </w:tc>
@@ -7120,7 +7723,23 @@
                 <w:sz w:val="20"/>
                 <w:szCs w:val="20"/>
               </w:rPr>
-              <w:t>[null]</w:t>
+              <w:t>[</w:t>
+            </w:r>
+            <w:proofErr w:type="spellStart"/>
+            <w:r>
+              <w:rPr>
+                <w:sz w:val="20"/>
+                <w:szCs w:val="20"/>
+              </w:rPr>
+              <w:t>null</w:t>
+            </w:r>
+            <w:proofErr w:type="spellEnd"/>
+            <w:r>
+              <w:rPr>
+                <w:sz w:val="20"/>
+                <w:szCs w:val="20"/>
+              </w:rPr>
+              <w:t>]</w:t>
             </w:r>
           </w:p>
         </w:tc>
@@ -7285,12 +7904,21 @@
                 <w:szCs w:val="20"/>
               </w:rPr>
             </w:pPr>
-            <w:r>
-              <w:rPr>
-                <w:sz w:val="20"/>
-                <w:szCs w:val="20"/>
-              </w:rPr>
-              <w:t>matr. &gt; 0</w:t>
+            <w:proofErr w:type="spellStart"/>
+            <w:r>
+              <w:rPr>
+                <w:sz w:val="20"/>
+                <w:szCs w:val="20"/>
+              </w:rPr>
+              <w:t>matr</w:t>
+            </w:r>
+            <w:proofErr w:type="spellEnd"/>
+            <w:r>
+              <w:rPr>
+                <w:sz w:val="20"/>
+                <w:szCs w:val="20"/>
+              </w:rPr>
+              <w:t>. &gt; 0</w:t>
             </w:r>
           </w:p>
         </w:tc>
@@ -7417,12 +8045,21 @@
                 <w:szCs w:val="20"/>
               </w:rPr>
             </w:pPr>
-            <w:r>
-              <w:rPr>
-                <w:sz w:val="20"/>
-                <w:szCs w:val="20"/>
-              </w:rPr>
-              <w:t>matr ≤ 0</w:t>
+            <w:proofErr w:type="spellStart"/>
+            <w:r>
+              <w:rPr>
+                <w:sz w:val="20"/>
+                <w:szCs w:val="20"/>
+              </w:rPr>
+              <w:t>matr</w:t>
+            </w:r>
+            <w:proofErr w:type="spellEnd"/>
+            <w:r>
+              <w:rPr>
+                <w:sz w:val="20"/>
+                <w:szCs w:val="20"/>
+              </w:rPr>
+              <w:t xml:space="preserve"> ≤ 0</w:t>
             </w:r>
           </w:p>
         </w:tc>
@@ -7479,12 +8116,14 @@
       <w:pPr>
         <w:pStyle w:val="Titolo3"/>
       </w:pPr>
-      <w:bookmarkStart w:id="6" w:name="_Toc221313047"/>
+      <w:bookmarkStart w:id="6" w:name="_Toc221351837"/>
+      <w:proofErr w:type="spellStart"/>
       <w:r>
         <w:lastRenderedPageBreak/>
         <w:t>createTask</w:t>
       </w:r>
       <w:bookmarkEnd w:id="6"/>
+      <w:proofErr w:type="spellEnd"/>
       <w:r>
         <w:br/>
       </w:r>
@@ -7572,8 +8211,29 @@
           </w:tcPr>
           <w:p>
             <w:r>
-              <w:t>Inizializzare in maniera corretta tutti i campi di inserimento della funzione createTask, creare mock UtenteDAO</w:t>
-            </w:r>
+              <w:t xml:space="preserve">Inizializzare in maniera corretta tutti i campi di inserimento della funzione </w:t>
+            </w:r>
+            <w:proofErr w:type="spellStart"/>
+            <w:r>
+              <w:t>createTask</w:t>
+            </w:r>
+            <w:proofErr w:type="spellEnd"/>
+            <w:r>
+              <w:t xml:space="preserve">, creare </w:t>
+            </w:r>
+            <w:proofErr w:type="spellStart"/>
+            <w:r>
+              <w:t>mock</w:t>
+            </w:r>
+            <w:proofErr w:type="spellEnd"/>
+            <w:r>
+              <w:t xml:space="preserve"> </w:t>
+            </w:r>
+            <w:proofErr w:type="spellStart"/>
+            <w:r>
+              <w:t>UtenteDAO</w:t>
+            </w:r>
+            <w:proofErr w:type="spellEnd"/>
           </w:p>
         </w:tc>
       </w:tr>
@@ -7615,7 +8275,15 @@
         <w:spacing w:line="278" w:lineRule="auto"/>
       </w:pPr>
       <w:r>
-        <w:t>Vengono inseriti nel test unit i seguenti parametri, separati per test frame e risultato atteso</w:t>
+        <w:t xml:space="preserve">Vengono inseriti nel test </w:t>
+      </w:r>
+      <w:proofErr w:type="spellStart"/>
+      <w:r>
+        <w:t>unit</w:t>
+      </w:r>
+      <w:proofErr w:type="spellEnd"/>
+      <w:r>
+        <w:t xml:space="preserve"> i seguenti parametri, separati per test frame e risultato atteso</w:t>
       </w:r>
     </w:p>
     <w:tbl>
@@ -7728,7 +8396,27 @@
                 <w:sz w:val="20"/>
                 <w:szCs w:val="20"/>
               </w:rPr>
-              <w:t>(testo/enum)</w:t>
+              <w:t>(testo/</w:t>
+            </w:r>
+            <w:proofErr w:type="spellStart"/>
+            <w:r>
+              <w:rPr>
+                <w:b/>
+                <w:bCs/>
+                <w:sz w:val="20"/>
+                <w:szCs w:val="20"/>
+              </w:rPr>
+              <w:t>enum</w:t>
+            </w:r>
+            <w:proofErr w:type="spellEnd"/>
+            <w:r>
+              <w:rPr>
+                <w:b/>
+                <w:bCs/>
+                <w:sz w:val="20"/>
+                <w:szCs w:val="20"/>
+              </w:rPr>
+              <w:t>)</w:t>
             </w:r>
           </w:p>
         </w:tc>
@@ -8169,7 +8857,27 @@
                 <w:sz w:val="20"/>
                 <w:szCs w:val="20"/>
               </w:rPr>
-              <w:t>(testo/enum)</w:t>
+              <w:t>(testo/</w:t>
+            </w:r>
+            <w:proofErr w:type="spellStart"/>
+            <w:r>
+              <w:rPr>
+                <w:b/>
+                <w:bCs/>
+                <w:sz w:val="20"/>
+                <w:szCs w:val="20"/>
+              </w:rPr>
+              <w:t>enum</w:t>
+            </w:r>
+            <w:proofErr w:type="spellEnd"/>
+            <w:r>
+              <w:rPr>
+                <w:b/>
+                <w:bCs/>
+                <w:sz w:val="20"/>
+                <w:szCs w:val="20"/>
+              </w:rPr>
+              <w:t>)</w:t>
             </w:r>
           </w:p>
         </w:tc>
@@ -8382,7 +9090,23 @@
                 <w:sz w:val="20"/>
                 <w:szCs w:val="20"/>
               </w:rPr>
-              <w:t>Titolo [null]</w:t>
+              <w:t>Titolo [</w:t>
+            </w:r>
+            <w:proofErr w:type="spellStart"/>
+            <w:r>
+              <w:rPr>
+                <w:sz w:val="20"/>
+                <w:szCs w:val="20"/>
+              </w:rPr>
+              <w:t>null</w:t>
+            </w:r>
+            <w:proofErr w:type="spellEnd"/>
+            <w:r>
+              <w:rPr>
+                <w:sz w:val="20"/>
+                <w:szCs w:val="20"/>
+              </w:rPr>
+              <w:t>]</w:t>
             </w:r>
           </w:p>
         </w:tc>
@@ -8696,7 +9420,23 @@
                 <w:sz w:val="20"/>
                 <w:szCs w:val="20"/>
               </w:rPr>
-              <w:t>(meno di 10 caratteri)</w:t>
+              <w:t xml:space="preserve">(meno di </w:t>
+            </w:r>
+            <w:proofErr w:type="gramStart"/>
+            <w:r>
+              <w:rPr>
+                <w:sz w:val="20"/>
+                <w:szCs w:val="20"/>
+              </w:rPr>
+              <w:t>10</w:t>
+            </w:r>
+            <w:proofErr w:type="gramEnd"/>
+            <w:r>
+              <w:rPr>
+                <w:sz w:val="20"/>
+                <w:szCs w:val="20"/>
+              </w:rPr>
+              <w:t xml:space="preserve"> caratteri)</w:t>
             </w:r>
           </w:p>
         </w:tc>
@@ -8860,8 +9600,17 @@
                 <w:sz w:val="20"/>
                 <w:szCs w:val="20"/>
               </w:rPr>
-              <w:t>Scadenza &lt; dataCreazione</w:t>
-            </w:r>
+              <w:t xml:space="preserve">Scadenza &lt; </w:t>
+            </w:r>
+            <w:proofErr w:type="spellStart"/>
+            <w:r>
+              <w:rPr>
+                <w:sz w:val="20"/>
+                <w:szCs w:val="20"/>
+              </w:rPr>
+              <w:t>dataCreazione</w:t>
+            </w:r>
+            <w:proofErr w:type="spellEnd"/>
           </w:p>
         </w:tc>
         <w:tc>
@@ -9558,7 +10307,23 @@
                 <w:sz w:val="20"/>
                 <w:szCs w:val="20"/>
               </w:rPr>
-              <w:t>Stato [null]</w:t>
+              <w:t>Stato [</w:t>
+            </w:r>
+            <w:proofErr w:type="spellStart"/>
+            <w:r>
+              <w:rPr>
+                <w:sz w:val="20"/>
+                <w:szCs w:val="20"/>
+              </w:rPr>
+              <w:t>null</w:t>
+            </w:r>
+            <w:proofErr w:type="spellEnd"/>
+            <w:r>
+              <w:rPr>
+                <w:sz w:val="20"/>
+                <w:szCs w:val="20"/>
+              </w:rPr>
+              <w:t>]</w:t>
             </w:r>
           </w:p>
         </w:tc>
@@ -9717,6 +10482,7 @@
               </w:rPr>
               <w:t>[</w:t>
             </w:r>
+            <w:proofErr w:type="spellStart"/>
             <w:r>
               <w:rPr>
                 <w:sz w:val="20"/>
@@ -9724,6 +10490,7 @@
               </w:rPr>
               <w:t>null</w:t>
             </w:r>
+            <w:proofErr w:type="spellEnd"/>
             <w:r>
               <w:rPr>
                 <w:sz w:val="20"/>
@@ -9877,7 +10644,23 @@
                 <w:sz w:val="20"/>
                 <w:szCs w:val="20"/>
               </w:rPr>
-              <w:t xml:space="preserve"> [null]</w:t>
+              <w:t xml:space="preserve"> [</w:t>
+            </w:r>
+            <w:proofErr w:type="spellStart"/>
+            <w:r>
+              <w:rPr>
+                <w:sz w:val="20"/>
+                <w:szCs w:val="20"/>
+              </w:rPr>
+              <w:t>null</w:t>
+            </w:r>
+            <w:proofErr w:type="spellEnd"/>
+            <w:r>
+              <w:rPr>
+                <w:sz w:val="20"/>
+                <w:szCs w:val="20"/>
+              </w:rPr>
+              <w:t>]</w:t>
             </w:r>
           </w:p>
         </w:tc>
@@ -10040,8 +10823,17 @@
                 <w:sz w:val="20"/>
                 <w:szCs w:val="20"/>
               </w:rPr>
-              <w:t>Scadenza null</w:t>
-            </w:r>
+              <w:t xml:space="preserve">Scadenza </w:t>
+            </w:r>
+            <w:proofErr w:type="spellStart"/>
+            <w:r>
+              <w:rPr>
+                <w:sz w:val="20"/>
+                <w:szCs w:val="20"/>
+              </w:rPr>
+              <w:t>null</w:t>
+            </w:r>
+            <w:proofErr w:type="spellEnd"/>
           </w:p>
         </w:tc>
         <w:tc>
@@ -10117,11 +10909,13 @@
       <w:pPr>
         <w:pStyle w:val="Titolo3"/>
       </w:pPr>
-      <w:bookmarkStart w:id="7" w:name="_Toc221313048"/>
+      <w:bookmarkStart w:id="7" w:name="_Toc221351838"/>
+      <w:proofErr w:type="spellStart"/>
       <w:r>
         <w:t>getAllDipendentiInfo</w:t>
       </w:r>
       <w:bookmarkEnd w:id="7"/>
+      <w:proofErr w:type="spellEnd"/>
       <w:r>
         <w:br/>
       </w:r>
@@ -10212,8 +11006,21 @@
           </w:tcPr>
           <w:p>
             <w:r>
-              <w:t>Creare mock per la classe UtenteDAO</w:t>
-            </w:r>
+              <w:t xml:space="preserve">Creare </w:t>
+            </w:r>
+            <w:proofErr w:type="spellStart"/>
+            <w:r>
+              <w:t>mock</w:t>
+            </w:r>
+            <w:proofErr w:type="spellEnd"/>
+            <w:r>
+              <w:t xml:space="preserve"> per la classe </w:t>
+            </w:r>
+            <w:proofErr w:type="spellStart"/>
+            <w:r>
+              <w:t>UtenteDAO</w:t>
+            </w:r>
+            <w:proofErr w:type="spellEnd"/>
           </w:p>
         </w:tc>
       </w:tr>
@@ -10255,7 +11062,15 @@
         <w:spacing w:line="278" w:lineRule="auto"/>
       </w:pPr>
       <w:r>
-        <w:t>Vengono inseriti nel test unit i seguenti parametri, separati per test frame e risultato atteso</w:t>
+        <w:t xml:space="preserve">Vengono inseriti nel test </w:t>
+      </w:r>
+      <w:proofErr w:type="spellStart"/>
+      <w:r>
+        <w:t>unit</w:t>
+      </w:r>
+      <w:proofErr w:type="spellEnd"/>
+      <w:r>
+        <w:t xml:space="preserve"> i seguenti parametri, separati per test frame e risultato atteso</w:t>
       </w:r>
     </w:p>
     <w:tbl>
@@ -11227,12 +12042,14 @@
       <w:pPr>
         <w:pStyle w:val="Titolo3"/>
       </w:pPr>
-      <w:bookmarkStart w:id="8" w:name="_Toc221313049"/>
+      <w:bookmarkStart w:id="8" w:name="_Toc221351839"/>
+      <w:proofErr w:type="spellStart"/>
       <w:r>
         <w:lastRenderedPageBreak/>
         <w:t>deleteTask</w:t>
       </w:r>
       <w:bookmarkEnd w:id="8"/>
+      <w:proofErr w:type="spellEnd"/>
       <w:r>
         <w:br/>
       </w:r>
@@ -11359,7 +12176,15 @@
         <w:spacing w:line="278" w:lineRule="auto"/>
       </w:pPr>
       <w:r>
-        <w:t>Vengono inseriti nel test unit i seguenti parametri, separati per test frame e risultato atteso</w:t>
+        <w:t xml:space="preserve">Vengono inseriti nel test </w:t>
+      </w:r>
+      <w:proofErr w:type="spellStart"/>
+      <w:r>
+        <w:t>unit</w:t>
+      </w:r>
+      <w:proofErr w:type="spellEnd"/>
+      <w:r>
+        <w:t xml:space="preserve"> i seguenti parametri, separati per test frame e risultato atteso</w:t>
       </w:r>
     </w:p>
     <w:tbl>
@@ -11470,7 +12295,27 @@
                 <w:sz w:val="20"/>
                 <w:szCs w:val="20"/>
               </w:rPr>
-              <w:t>(taskId)</w:t>
+              <w:t>(</w:t>
+            </w:r>
+            <w:proofErr w:type="spellStart"/>
+            <w:r>
+              <w:rPr>
+                <w:b/>
+                <w:bCs/>
+                <w:sz w:val="20"/>
+                <w:szCs w:val="20"/>
+              </w:rPr>
+              <w:t>taskId</w:t>
+            </w:r>
+            <w:proofErr w:type="spellEnd"/>
+            <w:r>
+              <w:rPr>
+                <w:b/>
+                <w:bCs/>
+                <w:sz w:val="20"/>
+                <w:szCs w:val="20"/>
+              </w:rPr>
+              <w:t>)</w:t>
             </w:r>
           </w:p>
         </w:tc>
@@ -11642,7 +12487,23 @@
                 <w:sz w:val="20"/>
                 <w:szCs w:val="20"/>
               </w:rPr>
-              <w:t>Ritorna true (task eliminato)</w:t>
+              <w:t xml:space="preserve">Ritorna </w:t>
+            </w:r>
+            <w:proofErr w:type="spellStart"/>
+            <w:r>
+              <w:rPr>
+                <w:sz w:val="20"/>
+                <w:szCs w:val="20"/>
+              </w:rPr>
+              <w:t>true</w:t>
+            </w:r>
+            <w:proofErr w:type="spellEnd"/>
+            <w:r>
+              <w:rPr>
+                <w:sz w:val="20"/>
+                <w:szCs w:val="20"/>
+              </w:rPr>
+              <w:t xml:space="preserve"> (task eliminato)</w:t>
             </w:r>
           </w:p>
           <w:p>
@@ -11766,7 +12627,27 @@
                 <w:sz w:val="20"/>
                 <w:szCs w:val="20"/>
               </w:rPr>
-              <w:t>(taskId)</w:t>
+              <w:t>(</w:t>
+            </w:r>
+            <w:proofErr w:type="spellStart"/>
+            <w:r>
+              <w:rPr>
+                <w:b/>
+                <w:bCs/>
+                <w:sz w:val="20"/>
+                <w:szCs w:val="20"/>
+              </w:rPr>
+              <w:t>taskId</w:t>
+            </w:r>
+            <w:proofErr w:type="spellEnd"/>
+            <w:r>
+              <w:rPr>
+                <w:b/>
+                <w:bCs/>
+                <w:sz w:val="20"/>
+                <w:szCs w:val="20"/>
+              </w:rPr>
+              <w:t>)</w:t>
             </w:r>
           </w:p>
         </w:tc>
@@ -12071,7 +12952,27 @@
                 <w:sz w:val="20"/>
                 <w:szCs w:val="20"/>
               </w:rPr>
-              <w:t>(taskId)</w:t>
+              <w:t>(</w:t>
+            </w:r>
+            <w:proofErr w:type="spellStart"/>
+            <w:r>
+              <w:rPr>
+                <w:b/>
+                <w:bCs/>
+                <w:sz w:val="20"/>
+                <w:szCs w:val="20"/>
+              </w:rPr>
+              <w:t>taskId</w:t>
+            </w:r>
+            <w:proofErr w:type="spellEnd"/>
+            <w:r>
+              <w:rPr>
+                <w:b/>
+                <w:bCs/>
+                <w:sz w:val="20"/>
+                <w:szCs w:val="20"/>
+              </w:rPr>
+              <w:t>)</w:t>
             </w:r>
           </w:p>
         </w:tc>
@@ -12255,16 +13156,37 @@
       <w:pPr>
         <w:pStyle w:val="Titolo2"/>
       </w:pPr>
-      <w:bookmarkStart w:id="9" w:name="_Toc221313050"/>
+      <w:bookmarkStart w:id="9" w:name="_Toc221351840"/>
       <w:r>
-        <w:t>Classe: TaskDipendenteService</w:t>
+        <w:t xml:space="preserve">Classe: </w:t>
+      </w:r>
+      <w:proofErr w:type="spellStart"/>
+      <w:r>
+        <w:t>TaskDipendenteService</w:t>
       </w:r>
       <w:bookmarkEnd w:id="9"/>
+      <w:proofErr w:type="spellEnd"/>
     </w:p>
     <w:p/>
     <w:p>
       <w:r>
-        <w:t>Come prima, analizzeremo i test cases relativi al TaskDipendenteService, ovvero la parte che si occupa di gestire i task da un ruolo di supervisore.</w:t>
+        <w:t xml:space="preserve">Come prima, analizzeremo i test </w:t>
+      </w:r>
+      <w:proofErr w:type="spellStart"/>
+      <w:r>
+        <w:t>cases</w:t>
+      </w:r>
+      <w:proofErr w:type="spellEnd"/>
+      <w:r>
+        <w:t xml:space="preserve"> relativi al </w:t>
+      </w:r>
+      <w:proofErr w:type="spellStart"/>
+      <w:r>
+        <w:t>TaskDipendenteService</w:t>
+      </w:r>
+      <w:proofErr w:type="spellEnd"/>
+      <w:r>
+        <w:t>, ovvero la parte che si occupa di gestire i task da un ruolo di supervisore.</w:t>
       </w:r>
     </w:p>
     <w:p>
@@ -12277,20 +13199,70 @@
         <w:rPr>
           <w:lang w:val="en-GB"/>
         </w:rPr>
-        <w:t>*(IlleaglArgument Exception) | **(IllegalStateException)</w:t>
+        <w:t>*(</w:t>
       </w:r>
-    </w:p>
-    <w:p>
-      <w:pPr>
-        <w:rPr>
-          <w:lang w:val="en-GB"/>
-        </w:rPr>
-      </w:pPr>
+      <w:proofErr w:type="spellStart"/>
       <w:r>
         <w:rPr>
           <w:lang w:val="en-GB"/>
         </w:rPr>
-        <w:t xml:space="preserve">Precondizione classe di test: </w:t>
+        <w:t>IlleaglArgument</w:t>
+      </w:r>
+      <w:proofErr w:type="spellEnd"/>
+      <w:r>
+        <w:rPr>
+          <w:lang w:val="en-GB"/>
+        </w:rPr>
+        <w:t xml:space="preserve"> Exception) | **(</w:t>
+      </w:r>
+      <w:proofErr w:type="spellStart"/>
+      <w:r>
+        <w:rPr>
+          <w:lang w:val="en-GB"/>
+        </w:rPr>
+        <w:t>IllegalStateException</w:t>
+      </w:r>
+      <w:proofErr w:type="spellEnd"/>
+      <w:r>
+        <w:rPr>
+          <w:lang w:val="en-GB"/>
+        </w:rPr>
+        <w:t>)</w:t>
+      </w:r>
+    </w:p>
+    <w:p>
+      <w:pPr>
+        <w:rPr>
+          <w:lang w:val="en-GB"/>
+        </w:rPr>
+      </w:pPr>
+      <w:proofErr w:type="spellStart"/>
+      <w:r>
+        <w:rPr>
+          <w:lang w:val="en-GB"/>
+        </w:rPr>
+        <w:t>Precondizione</w:t>
+      </w:r>
+      <w:proofErr w:type="spellEnd"/>
+      <w:r>
+        <w:rPr>
+          <w:lang w:val="en-GB"/>
+        </w:rPr>
+        <w:t xml:space="preserve"> </w:t>
+      </w:r>
+      <w:proofErr w:type="spellStart"/>
+      <w:r>
+        <w:rPr>
+          <w:lang w:val="en-GB"/>
+        </w:rPr>
+        <w:t>classe</w:t>
+      </w:r>
+      <w:proofErr w:type="spellEnd"/>
+      <w:r>
+        <w:rPr>
+          <w:lang w:val="en-GB"/>
+        </w:rPr>
+        <w:t xml:space="preserve"> di test: </w:t>
       </w:r>
     </w:p>
     <w:p>
@@ -12301,7 +13273,23 @@
         </w:numPr>
       </w:pPr>
       <w:r>
-        <w:t>Creare mock per taskDAO, per simulare la risposta da parte del DAO alle invocazioni della classe sotto test.</w:t>
+        <w:t xml:space="preserve">Creare </w:t>
+      </w:r>
+      <w:proofErr w:type="spellStart"/>
+      <w:r>
+        <w:t>mock</w:t>
+      </w:r>
+      <w:proofErr w:type="spellEnd"/>
+      <w:r>
+        <w:t xml:space="preserve"> per </w:t>
+      </w:r>
+      <w:proofErr w:type="spellStart"/>
+      <w:r>
+        <w:t>taskDAO</w:t>
+      </w:r>
+      <w:proofErr w:type="spellEnd"/>
+      <w:r>
+        <w:t>, per simulare la risposta da parte del DAO alle invocazioni della classe sotto test.</w:t>
       </w:r>
     </w:p>
     <w:p>
@@ -12312,19 +13300,53 @@
         </w:numPr>
       </w:pPr>
       <w:r>
-        <w:t>Creare mock per persistenceService: viene utilizzata per ottenere la corretta istanziazione del mock di taskDAO.</w:t>
+        <w:t xml:space="preserve">Creare </w:t>
+      </w:r>
+      <w:proofErr w:type="spellStart"/>
+      <w:r>
+        <w:t>mock</w:t>
+      </w:r>
+      <w:proofErr w:type="spellEnd"/>
+      <w:r>
+        <w:t xml:space="preserve"> per </w:t>
+      </w:r>
+      <w:proofErr w:type="spellStart"/>
+      <w:r>
+        <w:t>persistenceService</w:t>
+      </w:r>
+      <w:proofErr w:type="spellEnd"/>
+      <w:r>
+        <w:t xml:space="preserve">: viene utilizzata per ottenere la corretta istanziazione del </w:t>
+      </w:r>
+      <w:proofErr w:type="spellStart"/>
+      <w:r>
+        <w:t>mock</w:t>
+      </w:r>
+      <w:proofErr w:type="spellEnd"/>
+      <w:r>
+        <w:t xml:space="preserve"> di </w:t>
+      </w:r>
+      <w:proofErr w:type="spellStart"/>
+      <w:r>
+        <w:t>taskDAO</w:t>
+      </w:r>
+      <w:proofErr w:type="spellEnd"/>
+      <w:r>
+        <w:t>.</w:t>
       </w:r>
     </w:p>
     <w:p>
       <w:pPr>
         <w:pStyle w:val="Titolo3"/>
       </w:pPr>
-      <w:bookmarkStart w:id="10" w:name="_Toc221313051"/>
+      <w:bookmarkStart w:id="10" w:name="_Toc221351841"/>
+      <w:proofErr w:type="spellStart"/>
       <w:r>
         <w:lastRenderedPageBreak/>
         <w:t>getAllTaskDip</w:t>
       </w:r>
       <w:bookmarkEnd w:id="10"/>
+      <w:proofErr w:type="spellEnd"/>
       <w:r>
         <w:tab/>
       </w:r>
@@ -12459,7 +13481,15 @@
         <w:spacing w:line="278" w:lineRule="auto"/>
       </w:pPr>
       <w:r>
-        <w:t>Vengono inseriti nel test unit i seguenti parametri, separati per test frame e risultato atteso</w:t>
+        <w:t xml:space="preserve">Vengono inseriti nel test </w:t>
+      </w:r>
+      <w:proofErr w:type="spellStart"/>
+      <w:r>
+        <w:t>unit</w:t>
+      </w:r>
+      <w:proofErr w:type="spellEnd"/>
+      <w:r>
+        <w:t xml:space="preserve"> i seguenti parametri, separati per test frame e risultato atteso</w:t>
       </w:r>
     </w:p>
     <w:p>
@@ -12753,7 +13783,23 @@
                 <w:sz w:val="20"/>
                 <w:szCs w:val="20"/>
               </w:rPr>
-              <w:t xml:space="preserve">DIEPNDENTE/ matr. &gt; 0  </w:t>
+              <w:t xml:space="preserve">DIEPNDENTE/ </w:t>
+            </w:r>
+            <w:proofErr w:type="spellStart"/>
+            <w:r>
+              <w:rPr>
+                <w:sz w:val="20"/>
+                <w:szCs w:val="20"/>
+              </w:rPr>
+              <w:t>matr</w:t>
+            </w:r>
+            <w:proofErr w:type="spellEnd"/>
+            <w:r>
+              <w:rPr>
+                <w:sz w:val="20"/>
+                <w:szCs w:val="20"/>
+              </w:rPr>
+              <w:t xml:space="preserve">. &gt; 0  </w:t>
             </w:r>
           </w:p>
         </w:tc>
@@ -13128,7 +14174,23 @@
                 <w:sz w:val="20"/>
                 <w:szCs w:val="20"/>
               </w:rPr>
-              <w:t xml:space="preserve">DIPENDENTE/ matr. &gt; 0  </w:t>
+              <w:t xml:space="preserve">DIPENDENTE/ </w:t>
+            </w:r>
+            <w:proofErr w:type="spellStart"/>
+            <w:r>
+              <w:rPr>
+                <w:sz w:val="20"/>
+                <w:szCs w:val="20"/>
+              </w:rPr>
+              <w:t>matr</w:t>
+            </w:r>
+            <w:proofErr w:type="spellEnd"/>
+            <w:r>
+              <w:rPr>
+                <w:sz w:val="20"/>
+                <w:szCs w:val="20"/>
+              </w:rPr>
+              <w:t xml:space="preserve">. &gt; 0  </w:t>
             </w:r>
           </w:p>
         </w:tc>
@@ -13481,7 +14543,23 @@
                 <w:sz w:val="20"/>
                 <w:szCs w:val="20"/>
               </w:rPr>
-              <w:t>[null]</w:t>
+              <w:t>[</w:t>
+            </w:r>
+            <w:proofErr w:type="spellStart"/>
+            <w:r>
+              <w:rPr>
+                <w:sz w:val="20"/>
+                <w:szCs w:val="20"/>
+              </w:rPr>
+              <w:t>null</w:t>
+            </w:r>
+            <w:proofErr w:type="spellEnd"/>
+            <w:r>
+              <w:rPr>
+                <w:sz w:val="20"/>
+                <w:szCs w:val="20"/>
+              </w:rPr>
+              <w:t>]</w:t>
             </w:r>
           </w:p>
         </w:tc>
@@ -13646,12 +14724,21 @@
                 <w:szCs w:val="20"/>
               </w:rPr>
             </w:pPr>
-            <w:r>
-              <w:rPr>
-                <w:sz w:val="20"/>
-                <w:szCs w:val="20"/>
-              </w:rPr>
-              <w:t>matr. &gt; 0</w:t>
+            <w:proofErr w:type="spellStart"/>
+            <w:r>
+              <w:rPr>
+                <w:sz w:val="20"/>
+                <w:szCs w:val="20"/>
+              </w:rPr>
+              <w:t>matr</w:t>
+            </w:r>
+            <w:proofErr w:type="spellEnd"/>
+            <w:r>
+              <w:rPr>
+                <w:sz w:val="20"/>
+                <w:szCs w:val="20"/>
+              </w:rPr>
+              <w:t>. &gt; 0</w:t>
             </w:r>
           </w:p>
         </w:tc>
@@ -13778,12 +14865,21 @@
                 <w:szCs w:val="20"/>
               </w:rPr>
             </w:pPr>
-            <w:r>
-              <w:rPr>
-                <w:sz w:val="20"/>
-                <w:szCs w:val="20"/>
-              </w:rPr>
-              <w:t>matr ≤ 0</w:t>
+            <w:proofErr w:type="spellStart"/>
+            <w:r>
+              <w:rPr>
+                <w:sz w:val="20"/>
+                <w:szCs w:val="20"/>
+              </w:rPr>
+              <w:t>matr</w:t>
+            </w:r>
+            <w:proofErr w:type="spellEnd"/>
+            <w:r>
+              <w:rPr>
+                <w:sz w:val="20"/>
+                <w:szCs w:val="20"/>
+              </w:rPr>
+              <w:t xml:space="preserve"> ≤ 0</w:t>
             </w:r>
           </w:p>
         </w:tc>
@@ -13838,7 +14934,8 @@
       <w:pPr>
         <w:pStyle w:val="Titolo3"/>
       </w:pPr>
-      <w:bookmarkStart w:id="11" w:name="_Toc221313052"/>
+      <w:bookmarkStart w:id="11" w:name="_Toc221351842"/>
+      <w:proofErr w:type="spellStart"/>
       <w:r>
         <w:lastRenderedPageBreak/>
         <w:t>inizializzaT</w:t>
@@ -13850,6 +14947,7 @@
         <w:t>sk</w:t>
       </w:r>
       <w:bookmarkEnd w:id="11"/>
+      <w:proofErr w:type="spellEnd"/>
       <w:r>
         <w:br/>
       </w:r>
@@ -13946,8 +15044,13 @@
               <w:t xml:space="preserve"> (solo</w:t>
             </w:r>
             <w:r>
-              <w:t xml:space="preserve"> campi necessarri</w:t>
-            </w:r>
+              <w:t xml:space="preserve"> campi </w:t>
+            </w:r>
+            <w:proofErr w:type="spellStart"/>
+            <w:r>
+              <w:t>necessarri</w:t>
+            </w:r>
+            <w:proofErr w:type="spellEnd"/>
             <w:r>
               <w:t xml:space="preserve">) </w:t>
             </w:r>
@@ -13955,7 +15058,23 @@
               <w:t xml:space="preserve">per </w:t>
             </w:r>
             <w:r>
-              <w:t>inizializzare il task (return del mock)</w:t>
+              <w:t>inizializzare il task (</w:t>
+            </w:r>
+            <w:proofErr w:type="spellStart"/>
+            <w:r>
+              <w:t>return</w:t>
+            </w:r>
+            <w:proofErr w:type="spellEnd"/>
+            <w:r>
+              <w:t xml:space="preserve"> del </w:t>
+            </w:r>
+            <w:proofErr w:type="spellStart"/>
+            <w:r>
+              <w:t>mock</w:t>
+            </w:r>
+            <w:proofErr w:type="spellEnd"/>
+            <w:r>
+              <w:t>)</w:t>
             </w:r>
           </w:p>
           <w:p/>
@@ -13999,7 +15118,15 @@
         <w:spacing w:line="278" w:lineRule="auto"/>
       </w:pPr>
       <w:r>
-        <w:t>Vengono inseriti nel test unit i seguenti parametri, separati per test frame e risultato atteso</w:t>
+        <w:t xml:space="preserve">Vengono inseriti nel test </w:t>
+      </w:r>
+      <w:proofErr w:type="spellStart"/>
+      <w:r>
+        <w:t>unit</w:t>
+      </w:r>
+      <w:proofErr w:type="spellEnd"/>
+      <w:r>
+        <w:t xml:space="preserve"> i seguenti parametri, separati per test frame e risultato atteso</w:t>
       </w:r>
     </w:p>
     <w:p>
@@ -14358,8 +15485,17 @@
                 <w:sz w:val="20"/>
                 <w:szCs w:val="20"/>
               </w:rPr>
-              <w:t>Restituisce true</w:t>
-            </w:r>
+              <w:t xml:space="preserve">Restituisce </w:t>
+            </w:r>
+            <w:proofErr w:type="spellStart"/>
+            <w:r>
+              <w:rPr>
+                <w:sz w:val="20"/>
+                <w:szCs w:val="20"/>
+              </w:rPr>
+              <w:t>true</w:t>
+            </w:r>
+            <w:proofErr w:type="spellEnd"/>
           </w:p>
         </w:tc>
       </w:tr>
@@ -15687,7 +16823,8 @@
       <w:pPr>
         <w:pStyle w:val="Titolo3"/>
       </w:pPr>
-      <w:bookmarkStart w:id="12" w:name="_Toc221313053"/>
+      <w:bookmarkStart w:id="12" w:name="_Toc221351843"/>
+      <w:proofErr w:type="spellStart"/>
       <w:r>
         <w:lastRenderedPageBreak/>
         <w:t>comp</w:t>
@@ -15699,6 +16836,7 @@
         <w:t>taTask</w:t>
       </w:r>
       <w:bookmarkEnd w:id="12"/>
+      <w:proofErr w:type="spellEnd"/>
       <w:r>
         <w:br/>
       </w:r>
@@ -15789,10 +16927,34 @@
           </w:tcPr>
           <w:p>
             <w:r>
-              <w:t xml:space="preserve">Creazione di un task simulato (solo campi necessarri) per </w:t>
-            </w:r>
-            <w:r>
-              <w:t>completare il task (return del mock)</w:t>
+              <w:t xml:space="preserve">Creazione di un task simulato (solo campi </w:t>
+            </w:r>
+            <w:proofErr w:type="spellStart"/>
+            <w:r>
+              <w:t>necessarri</w:t>
+            </w:r>
+            <w:proofErr w:type="spellEnd"/>
+            <w:r>
+              <w:t xml:space="preserve">) per </w:t>
+            </w:r>
+            <w:r>
+              <w:t>completare il task (</w:t>
+            </w:r>
+            <w:proofErr w:type="spellStart"/>
+            <w:r>
+              <w:t>return</w:t>
+            </w:r>
+            <w:proofErr w:type="spellEnd"/>
+            <w:r>
+              <w:t xml:space="preserve"> del </w:t>
+            </w:r>
+            <w:proofErr w:type="spellStart"/>
+            <w:r>
+              <w:t>mock</w:t>
+            </w:r>
+            <w:proofErr w:type="spellEnd"/>
+            <w:r>
+              <w:t>)</w:t>
             </w:r>
           </w:p>
           <w:p/>
@@ -15836,7 +16998,15 @@
         <w:spacing w:line="278" w:lineRule="auto"/>
       </w:pPr>
       <w:r>
-        <w:t>Vengono inseriti nel test unit i seguenti parametri, separati per test frame e risultato atteso</w:t>
+        <w:t xml:space="preserve">Vengono inseriti nel test </w:t>
+      </w:r>
+      <w:proofErr w:type="spellStart"/>
+      <w:r>
+        <w:t>unit</w:t>
+      </w:r>
+      <w:proofErr w:type="spellEnd"/>
+      <w:r>
+        <w:t xml:space="preserve"> i seguenti parametri, separati per test frame e risultato atteso</w:t>
       </w:r>
     </w:p>
     <w:p>
@@ -15933,7 +17103,27 @@
                 <w:sz w:val="20"/>
                 <w:szCs w:val="20"/>
               </w:rPr>
-              <w:t>Input (taskId)</w:t>
+              <w:t>Input (</w:t>
+            </w:r>
+            <w:proofErr w:type="spellStart"/>
+            <w:r>
+              <w:rPr>
+                <w:b/>
+                <w:bCs/>
+                <w:sz w:val="20"/>
+                <w:szCs w:val="20"/>
+              </w:rPr>
+              <w:t>taskId</w:t>
+            </w:r>
+            <w:proofErr w:type="spellEnd"/>
+            <w:r>
+              <w:rPr>
+                <w:b/>
+                <w:bCs/>
+                <w:sz w:val="20"/>
+                <w:szCs w:val="20"/>
+              </w:rPr>
+              <w:t>)</w:t>
             </w:r>
           </w:p>
         </w:tc>
@@ -16195,8 +17385,17 @@
                 <w:sz w:val="20"/>
                 <w:szCs w:val="20"/>
               </w:rPr>
-              <w:t>Restituisce true</w:t>
-            </w:r>
+              <w:t xml:space="preserve">Restituisce </w:t>
+            </w:r>
+            <w:proofErr w:type="spellStart"/>
+            <w:r>
+              <w:rPr>
+                <w:sz w:val="20"/>
+                <w:szCs w:val="20"/>
+              </w:rPr>
+              <w:t>true</w:t>
+            </w:r>
+            <w:proofErr w:type="spellEnd"/>
           </w:p>
           <w:p>
             <w:pPr>
@@ -16307,7 +17506,27 @@
                 <w:sz w:val="20"/>
                 <w:szCs w:val="20"/>
               </w:rPr>
-              <w:t>Input (taskId)</w:t>
+              <w:t>Input (</w:t>
+            </w:r>
+            <w:proofErr w:type="spellStart"/>
+            <w:r>
+              <w:rPr>
+                <w:b/>
+                <w:bCs/>
+                <w:sz w:val="20"/>
+                <w:szCs w:val="20"/>
+              </w:rPr>
+              <w:t>taskId</w:t>
+            </w:r>
+            <w:proofErr w:type="spellEnd"/>
+            <w:r>
+              <w:rPr>
+                <w:b/>
+                <w:bCs/>
+                <w:sz w:val="20"/>
+                <w:szCs w:val="20"/>
+              </w:rPr>
+              <w:t>)</w:t>
             </w:r>
           </w:p>
         </w:tc>
@@ -16689,7 +17908,27 @@
                 <w:sz w:val="20"/>
                 <w:szCs w:val="20"/>
               </w:rPr>
-              <w:t>Input (taskId)</w:t>
+              <w:t>Input (</w:t>
+            </w:r>
+            <w:proofErr w:type="spellStart"/>
+            <w:r>
+              <w:rPr>
+                <w:b/>
+                <w:bCs/>
+                <w:sz w:val="20"/>
+                <w:szCs w:val="20"/>
+              </w:rPr>
+              <w:t>taskId</w:t>
+            </w:r>
+            <w:proofErr w:type="spellEnd"/>
+            <w:r>
+              <w:rPr>
+                <w:b/>
+                <w:bCs/>
+                <w:sz w:val="20"/>
+                <w:szCs w:val="20"/>
+              </w:rPr>
+              <w:t>)</w:t>
             </w:r>
           </w:p>
         </w:tc>
@@ -17037,7 +18276,27 @@
                 <w:sz w:val="20"/>
                 <w:szCs w:val="20"/>
               </w:rPr>
-              <w:t>Input (taskId)</w:t>
+              <w:t>Input (</w:t>
+            </w:r>
+            <w:proofErr w:type="spellStart"/>
+            <w:r>
+              <w:rPr>
+                <w:b/>
+                <w:bCs/>
+                <w:sz w:val="20"/>
+                <w:szCs w:val="20"/>
+              </w:rPr>
+              <w:t>taskId</w:t>
+            </w:r>
+            <w:proofErr w:type="spellEnd"/>
+            <w:r>
+              <w:rPr>
+                <w:b/>
+                <w:bCs/>
+                <w:sz w:val="20"/>
+                <w:szCs w:val="20"/>
+              </w:rPr>
+              <w:t>)</w:t>
             </w:r>
           </w:p>
         </w:tc>
@@ -17655,8 +18914,30 @@
             <w:rPr>
               <w:sz w:val="20"/>
             </w:rPr>
-            <w:t>Documento: Problem statement</w:t>
+            <w:t xml:space="preserve">Documento: </w:t>
           </w:r>
+          <w:proofErr w:type="spellStart"/>
+          <w:r>
+            <w:rPr>
+              <w:sz w:val="20"/>
+            </w:rPr>
+            <w:t>Problem</w:t>
+          </w:r>
+          <w:proofErr w:type="spellEnd"/>
+          <w:r>
+            <w:rPr>
+              <w:sz w:val="20"/>
+            </w:rPr>
+            <w:t xml:space="preserve"> </w:t>
+          </w:r>
+          <w:proofErr w:type="spellStart"/>
+          <w:r>
+            <w:rPr>
+              <w:sz w:val="20"/>
+            </w:rPr>
+            <w:t>statement</w:t>
+          </w:r>
+          <w:proofErr w:type="spellEnd"/>
         </w:p>
       </w:tc>
       <w:tc>
@@ -20165,6 +21446,7 @@
   <w:style w:type="character" w:default="1" w:styleId="Carpredefinitoparagrafo">
     <w:name w:val="Default Paragraph Font"/>
     <w:uiPriority w:val="1"/>
+    <w:semiHidden/>
     <w:unhideWhenUsed/>
   </w:style>
   <w:style w:type="table" w:default="1" w:styleId="Tabellanormale">
